--- a/proactive-english-c1-sy/out/PE-C1-BK1-SY_Unit11_AnswerKey.docx
+++ b/proactive-english-c1-sy/out/PE-C1-BK1-SY_Unit11_AnswerKey.docx
@@ -29773,7 +29773,7 @@
                 <w:sz w:val="22"/>
                 <w:szCs w:val="22"/>
               </w:rPr>
-              <w:t xml:space="preserve">This is the eighth and last mediation in Book 1 and the first in which nobody is at fault, so the sorting has to be done before any letter is written.</w:t>
+              <w:t xml:space="preserve">This is the eleventh mediation in Book 1 and the first in which nobody is at fault, so the sorting has to be done before any letter is written.</w:t>
             </w:r>
             <w:r>
               <w:rPr>
